--- a/doc/任务_v1.7.docx
+++ b/doc/任务_v1.7.docx
@@ -52,14 +52,13 @@
         <w:rPr>
           <w:rFonts w:hint="eastAsia"/>
         </w:rPr>
-        <w:t xml:space="preserve">     4 &gt; **计算平台**：GMKtec 迷你主机 </w:t>
+        <w:t xml:space="preserve">     4 &gt; **计算平台**：GMKtec NucBox K6 — AMD Ryzen 7 7840HS（8C16T，Zen 4，boost 5.14GHz，Radeon 780M 核显，2026-09-25 按本机实测回填）</w:t>
       </w:r>
       <w:r>
         <w:rPr>
           <w:rFonts w:hint="eastAsia"/>
           <w:lang w:val="en-US" w:eastAsia="zh-CN"/>
         </w:rPr>
-        <w:t>7000</w:t>
       </w:r>
     </w:p>
     <w:p>
@@ -2092,7 +2091,7 @@
     </w:p>
     <w:p>
       <w:r>
-        <w:t>| | `camera_depth` | **D435i** —— 只出深度，不跑 YOLO。近距操作深度(0.3–1.0m) + 塔高交叉验证 + 故障冗余。内参出厂标定免标；装位朝前下方俯 30–45° |</w:t>
+        <w:t>| | `camera_depth` | **D435i** —— 只出深度，不跑 YOLO。近距操作深度(0.3–1.0m) + 塔高交叉验证 + 故障冗余。内参出厂标定免标。⚠️ **2026-09-25 定：装位改到机械臂端**（原写「朝前下方俯 30–45°」= 底盘视角）—— 放置动作本来就要它，**判色也由它承担**（见 §3.0.1）；它的 TF 因此是**臂的正运动学（动态）**，静态那条边不能再广播 |</w:t>
       </w:r>
     </w:p>
     <w:p>
@@ -5474,7 +5473,7 @@
         <w:rPr>
           <w:rFonts w:hint="eastAsia"/>
         </w:rPr>
-        <w:t>| **Intel D435i** | 辅助 | **只出深度**（塔高交叉验证）+ 故障冗余；**不跑 YOLO** |</w:t>
+        <w:t>| **Intel D435i** | 辅助（**臂端**） | **只出深度**（塔高交叉验证）+ **近距判色**（§3.0.1，2026-09-25 定）+ 故障冗余；**不跑 YOLO** |</w:t>
       </w:r>
     </w:p>
     <w:p>
@@ -5868,7 +5867,7 @@
         <w:rPr>
           <w:rFonts w:hint="eastAsia"/>
         </w:rPr>
-        <w:t>| 判塔顶天空块颜色（40/80 分） | **H200S 长焦** | LiDAR 几何 | 200mm 在 5m：宽角 18px / 长焦 50px+ |</w:t>
+        <w:t>| 判塔顶天空块颜色（40/80 分） | **D435i（臂端）**（2026-09-25 定） | LiDAR 几何 + H200S 长焦（远距确认） | 臂把它送到 0.5–1.5m、且**高过腰线**：0.2m 在 1m 处约 186px（435i RGB 69.4°×42.5°、f≈930@1280）—— 比「长焦在 5m 50px+」宽松；而车体相机在塔顶之下**看不见**（见本节末的实测块） |</w:t>
       </w:r>
     </w:p>
     <w:p>
@@ -5968,6 +5967,186 @@
         </w:rPr>
       </w:pPr>
       <w:r>
+        <w:t>✅ 2026-09-25 **已定**：判色相机 = **机械臂端的 D435i**（腰线规则见下）—— 原「待裁决」结案</w:t>
+      </w:r>
+    </w:p>
+    <w:p>
+      <w:pPr>
+        <w:rPr>
+          <w:rFonts w:hint="eastAsia"/>
+        </w:rPr>
+      </w:pPr>
+      <w:r>
+        <w:t xml:space="preserve">  · 车体相机（H200S 宽/长焦）在塔顶之下**看不见**，而**放置动作本来就要臂过去** ⇒ 判色搭在</w:t>
+      </w:r>
+    </w:p>
+    <w:p>
+      <w:pPr>
+        <w:rPr>
+          <w:rFonts w:hint="eastAsia"/>
+        </w:rPr>
+      </w:pPr>
+      <w:r>
+        <w:t xml:space="preserve">    **同一趟动作**上，不需要额外的接近位姿（这是选它的主要理由）。</w:t>
+      </w:r>
+    </w:p>
+    <w:p>
+      <w:pPr>
+        <w:rPr>
+          <w:rFonts w:hint="eastAsia"/>
+        </w:rPr>
+      </w:pPr>
+      <w:r>
+        <w:t xml:space="preserve">  · 435i RGB 事实（官方规格）：FOV **69.4°×42.5°**、1920×1080@30、**卷帘**、**定焦**（官方未给</w:t>
+      </w:r>
+    </w:p>
+    <w:p>
+      <w:pPr>
+        <w:rPr>
+          <w:rFonts w:hint="eastAsia"/>
+        </w:rPr>
+      </w:pPr>
+      <w:r>
+        <w:t xml:space="preserve">    最小对焦距离 ⇒ 工作距离下失焦到什么程度**必须实测**）。卷帘毁的是**几何判据**</w:t>
+      </w:r>
+    </w:p>
+    <w:p>
+      <w:pPr>
+        <w:rPr>
+          <w:rFonts w:hint="eastAsia"/>
+        </w:rPr>
+      </w:pPr>
+      <w:r>
+        <w:t xml:space="preserve">    （直角/边长/长宽比），判色是**区域统计** ⇒ 判色可用；⚠️ 但**判色帧必须在臂近静止时取**</w:t>
+      </w:r>
+    </w:p>
+    <w:p>
+      <w:pPr>
+        <w:rPr>
+          <w:rFonts w:hint="eastAsia"/>
+        </w:rPr>
+      </w:pPr>
+      <w:r>
+        <w:t xml:space="preserve">    （卷帘形变挪的是 **ROI 落点**），且曝光时刻必须是真时刻。</w:t>
+      </w:r>
+    </w:p>
+    <w:p>
+      <w:pPr>
+        <w:rPr>
+          <w:rFonts w:hint="eastAsia"/>
+        </w:rPr>
+      </w:pPr>
+      <w:r>
+        <w:t xml:space="preserve">  · **腰线规则**（2026-09-25 由官方总装配实测推出）：相机相对**塔所在面**的高度差</w:t>
+      </w:r>
+    </w:p>
+    <w:p>
+      <w:pPr>
+        <w:rPr>
+          <w:rFonts w:hint="eastAsia"/>
+        </w:rPr>
+      </w:pPr>
+      <w:r>
+        <w:t xml:space="preserve">      ≥ +0.90m ⇒ 看**顶面**（最稳）;</w:t>
+      </w:r>
+    </w:p>
+    <w:p>
+      <w:pPr>
+        <w:rPr>
+          <w:rFonts w:hint="eastAsia"/>
+        </w:rPr>
+      </w:pPr>
+      <w:r>
+        <w:t xml:space="preserve">      +0.80m ~ +0.90m ⇒ 看**侧面腰线以上**那条带 = **顶色** ✓（够用）;</w:t>
+      </w:r>
+    </w:p>
+    <w:p>
+      <w:pPr>
+        <w:rPr>
+          <w:rFonts w:hint="eastAsia"/>
+        </w:rPr>
+      </w:pPr>
+      <w:r>
+        <w:t xml:space="preserve">      +0.70m ~ +0.80m ⇒ 看到的是**下片** = **反色** ⇒ **判反**，门控必须拦住;</w:t>
+      </w:r>
+    </w:p>
+    <w:p>
+      <w:pPr>
+        <w:rPr>
+          <w:rFonts w:hint="eastAsia"/>
+        </w:rPr>
+      </w:pPr>
+      <w:r>
+        <w:t xml:space="preserve">      &lt; +0.70m ⇒ 只看得到两块地球方块的侧面（与天空块无关）。</w:t>
+      </w:r>
+    </w:p>
+    <w:p>
+      <w:pPr>
+        <w:rPr>
+          <w:rFonts w:hint="eastAsia"/>
+        </w:rPr>
+      </w:pPr>
+      <w:r>
+        <w:t xml:space="preserve">    ⇒ 送相机到**腰线（+0.80m）之上**即可，**不必俯视**；「塔顶之上」是更稳的档、不是必需。</w:t>
+      </w:r>
+    </w:p>
+    <w:p>
+      <w:pPr>
+        <w:rPr>
+          <w:rFonts w:hint="eastAsia"/>
+        </w:rPr>
+      </w:pPr>
+      <w:r>
+        <w:t xml:space="preserve">  · **实测结论（官方总装配 STEP，2026-09-25 量）**：块 = **两片各 100mm 厚、分界面竖直**</w:t>
+      </w:r>
+    </w:p>
+    <w:p>
+      <w:pPr>
+        <w:rPr>
+          <w:rFonts w:hint="eastAsia"/>
+        </w:rPr>
+      </w:pPr>
+      <w:r>
+        <w:t xml:space="preserve">    （红/蓝实体都跨满 0.20m 高，**没有半高件**）⇒ 原「(C) 上下两半」**被否**、**(B) 成立**；</w:t>
+      </w:r>
+    </w:p>
+    <w:p>
+      <w:pPr>
+        <w:rPr>
+          <w:rFonts w:hint="eastAsia"/>
+        </w:rPr>
+      </w:pPr>
+      <w:r>
+        <w:t xml:space="preserve">    `code`（红南/红北/红西/红东）= **红片朝哪一侧**，由此获得几何解释。评分时「纯色面朝上」</w:t>
+      </w:r>
+    </w:p>
+    <w:p>
+      <w:pPr>
+        <w:rPr>
+          <w:rFonts w:hint="eastAsia"/>
+        </w:rPr>
+      </w:pPr>
+      <w:r>
+        <w:t xml:space="preserve">    ⇒ **分界面必然水平** ⇒ **每个竖直面的上半 = 顶色** —— 这就是腰线规则的依据。</w:t>
+      </w:r>
+    </w:p>
+    <w:p>
+      <w:pPr>
+        <w:rPr>
+          <w:rFonts w:hint="eastAsia"/>
+        </w:rPr>
+      </w:pPr>
+      <w:r>
+        <w:t xml:space="preserve">    复算：`python3 scripts/parse_field_assembly.py doc/field_assembly/2027场地总装配.STEP`。</w:t>
+      </w:r>
+    </w:p>
+    <w:p>
+      <w:pPr>
+        <w:rPr>
+          <w:rFonts w:hint="eastAsia"/>
+        </w:rPr>
+      </w:pPr>
+      <w:r>
         <w:rPr>
           <w:rFonts w:hint="eastAsia"/>
         </w:rPr>
@@ -6047,7 +6226,7 @@
         <w:rPr>
           <w:rFonts w:hint="eastAsia"/>
         </w:rPr>
-        <w:t>| **动作执行** | H200S 长焦目标确认 · **D435i 高优先近距离深度** · LiDAR 几何与安全 · Point-LIO 连续位姿 |</w:t>
+        <w:t>| **动作执行** | H200S 长焦目标确认 · **D435i 高优先近距离深度 + 判色（腰线以上）** · LiDAR 几何与安全 · Point-LIO 连续位姿 |</w:t>
       </w:r>
     </w:p>
     <w:p>
@@ -18195,6 +18374,46 @@
     <w:p>
       <w:pPr>
         <w:rPr>
+          <w:rFonts w:hint="eastAsia"/>
+        </w:rPr>
+      </w:pPr>
+      <w:r>
+        <w:t>⚠️ 2026-09-25 更正：上表「天空方块朝上面颜色 ★★★非常准」**隐含假设相机在顶面之上**。</w:t>
+      </w:r>
+    </w:p>
+    <w:p>
+      <w:pPr>
+        <w:rPr>
+          <w:rFonts w:hint="eastAsia"/>
+        </w:rPr>
+      </w:pPr>
+      <w:r>
+        <w:t xml:space="preserve">  底盘视角下这一项实际 ≈ ☆☆☆（同雷达）—— 顶面朝上，相机在下方看不见它。</w:t>
+      </w:r>
+    </w:p>
+    <w:p>
+      <w:pPr>
+        <w:rPr>
+          <w:rFonts w:hint="eastAsia"/>
+        </w:rPr>
+      </w:pPr>
+      <w:r>
+        <w:t xml:space="preserve">  ⇒ 见 §3.0.1 的「待裁决：相机与塔顶的高度关系」。**这条不改，本表会反过来伤自己**：</w:t>
+      </w:r>
+    </w:p>
+    <w:p>
+      <w:pPr>
+        <w:rPr>
+          <w:rFonts w:hint="eastAsia"/>
+        </w:rPr>
+      </w:pPr>
+      <w:r>
+        <w:t xml:space="preserve">  §13 原话「凡与这张表冲突的模块设计，以本表为准」—— 于是「实现做不到」会被判成「实现不合格」。</w:t>
+      </w:r>
+    </w:p>
+    <w:p>
+      <w:pPr>
+        <w:rPr>
           <w:rFonts w:hint="eastAsia" w:eastAsiaTheme="minorEastAsia"/>
           <w:lang w:val="en-US" w:eastAsia="zh-CN"/>
         </w:rPr>
@@ -19307,7 +19526,7 @@
     </w:p>
     <w:p>
       <w:r>
-        <w:t>| 计算平台 | Jetson Orin NX/Nano | GMKtec R5 6600H | 实际硬件 |</w:t>
+        <w:t>| 计算平台 | Jetson Orin NX/Nano | **AMD Ryzen 7 7840HS（GMKtec NucBox K6，8C16T）** | 实际硬件 |</w:t>
       </w:r>
     </w:p>
     <w:p>
@@ -19317,7 +19536,7 @@
     </w:p>
     <w:p>
       <w:r>
-        <w:t>| GPU | NVIDIA Ampere 1024 CUDA | AMD RDNA2 6 CU (核显，不用于推理) | — |</w:t>
+        <w:t>| GPU | NVIDIA Ampere 1024 CUDA | **AMD Radeon 780M（RDNA3 核显，不用于推理）** | — |</w:t>
       </w:r>
     </w:p>
     <w:p>
@@ -19342,7 +19561,7 @@
     </w:p>
     <w:p>
       <w:r>
-        <w:t>| SIMD | NEON | AVX2 (Zen 3 自带) | ONNX Runtime 自动检测并使用 |</w:t>
+        <w:t>| SIMD | NEON | **AVX2 + AVX-512**（Zen 4 自带；本机 `avx512f/bw/dq/vl` 实测在） | ONNX Runtime 自动检测并使用 |</w:t>
       </w:r>
     </w:p>
     <w:p>
@@ -19423,7 +19642,7 @@
     </w:p>
     <w:p>
       <w:r>
-        <w:t>- YOLOv8n @ 640x384 输入，6C12T Zen 3 上 ONNX Runtime **实测 20-25ms（旧基线，YOLOv8n）**；YOLO26n 官方 Xeon@2.0GHz 640px CPU-ONNX 参考 38.9ms，**本机待实测**</w:t>
+        <w:t>- YOLOv8n @ 640x384 输入，**旧平台（GMKtec R5 6600H，6C12T Zen 3+）**上 ONNX Runtime **实测 20-25ms（旧基线，YOLOv8n）**；YOLO26n 官方 Xeon@2.0GHz 640px CPU-ONNX 参考 38.9ms。⚠️ **2026-09-25 更正**：算力平台 = 本机 **AMD Ryzen 7 7840HS（8C16T，Zen 4，boost 5.14GHz）**，与上面两个平台**都不是一个量级** ⇒ 两个数都别当预算用，**本机待实测**</w:t>
       </w:r>
     </w:p>
     <w:p>
@@ -19433,12 +19652,12 @@
     </w:p>
     <w:p>
       <w:r xml:space="preserve">
-        <w:t xml:space="preserve">  - 6 核物理核心：雷达1核 + 视觉1核 + 融合通信1核，剩余 3 核给系统和 ROS</w:t>
-      </w:r>
-    </w:p>
-    <w:p>
-      <w:r xml:space="preserve">
-        <w:t xml:space="preserve">  - RDNA2 核显不参与推理，仅用于显示输出和可视化</w:t>
+        <w:t xml:space="preserve">  - **8 核物理核心**（2026-09-25 按本机 7840HS 更正；原写 6 核，那是 6600H）：雷达1核 + 视觉1核 + 融合通信1核，剩余核给系统和 ROS —— ⚠️ **这条分配要按 8C16T 重算**，别直接沿用</w:t>
+      </w:r>
+    </w:p>
+    <w:p>
+      <w:r xml:space="preserve">
+        <w:t xml:space="preserve">  - 核显**不参与推理**，仅用于显示输出和可视化（方案裁决）—— ⚠️ 型号已由 RDNA2（6600H 的 660M）变为 **RDNA3 的 Radeon 780M**（2026-09-25 按本机更正）：这条**值得重估**，但属方案层改动</w:t>
       </w:r>
     </w:p>
     <w:p>
